--- a/linux and bash/Linux and bash notes.docx
+++ b/linux and bash/Linux and bash notes.docx
@@ -217,7 +217,10 @@
       </w:pPr>
       <w:r>
         <w:lastRenderedPageBreak/>
-        <w:t>Editing files</w:t>
+        <w:t>Useful bash commands</w:t>
+      </w:r>
+      <w:r>
+        <w:t xml:space="preserve"> and CLI Linux tools</w:t>
       </w:r>
     </w:p>
     <w:p>
@@ -225,7 +228,12 @@
         <w:pStyle w:val="Heading2"/>
       </w:pPr>
       <w:r>
-        <w:t>Commands</w:t>
+        <w:t>Commands outputs</w:t>
+      </w:r>
+    </w:p>
+    <w:p>
+      <w:r>
+        <w:t>There are two types of bash commands outputs:</w:t>
       </w:r>
     </w:p>
     <w:p>
@@ -237,10 +245,117 @@
         </w:numPr>
       </w:pPr>
       <w:r>
-        <w:t>Replace all the strings matching the pattern with a new string in a specific file</w:t>
-      </w:r>
-      <w:r>
-        <w:t>:</w:t>
+        <w:t>stdout (standard output)</w:t>
+      </w:r>
+    </w:p>
+    <w:p>
+      <w:pPr>
+        <w:pStyle w:val="ListParagraph"/>
+        <w:numPr>
+          <w:ilvl w:val="0"/>
+          <w:numId w:val="5"/>
+        </w:numPr>
+      </w:pPr>
+      <w:r>
+        <w:t>stderr (standard error)</w:t>
+      </w:r>
+    </w:p>
+    <w:p>
+      <w:r>
+        <w:t>The stdout is the normal output of a command – the result which it prints when it runs successfully.</w:t>
+      </w:r>
+    </w:p>
+    <w:p>
+      <w:r>
+        <w:t>The stderr is the error or warning message from a command.</w:t>
+      </w:r>
+    </w:p>
+    <w:p>
+      <w:pPr>
+        <w:pStyle w:val="Heading2"/>
+      </w:pPr>
+      <w:r>
+        <w:t>Exit codes</w:t>
+      </w:r>
+    </w:p>
+    <w:p>
+      <w:r>
+        <w:t>Every bash command returns an exit code. Exit code = 0 means success and any other value means some kind of error.</w:t>
+      </w:r>
+    </w:p>
+    <w:p>
+      <w:r>
+        <w:t>We can access an exit code of a command by using $? after that command, for example:</w:t>
+      </w:r>
+    </w:p>
+    <w:p>
+      <w:r>
+        <w:drawing>
+          <wp:inline distT="0" distB="0" distL="0" distR="0" wp14:anchorId="7762D397" wp14:editId="10ED4A62">
+            <wp:extent cx="5943600" cy="472440"/>
+            <wp:effectExtent l="0" t="0" r="0" b="3810"/>
+            <wp:docPr id="156881939" name="Picture 1"/>
+            <wp:cNvGraphicFramePr>
+              <a:graphicFrameLocks xmlns:a="http://schemas.openxmlformats.org/drawingml/2006/main" noChangeAspect="1"/>
+            </wp:cNvGraphicFramePr>
+            <a:graphic xmlns:a="http://schemas.openxmlformats.org/drawingml/2006/main">
+              <a:graphicData uri="http://schemas.openxmlformats.org/drawingml/2006/picture">
+                <pic:pic xmlns:pic="http://schemas.openxmlformats.org/drawingml/2006/picture">
+                  <pic:nvPicPr>
+                    <pic:cNvPr id="156881939" name=""/>
+                    <pic:cNvPicPr/>
+                  </pic:nvPicPr>
+                  <pic:blipFill>
+                    <a:blip r:embed="rId5"/>
+                    <a:stretch>
+                      <a:fillRect/>
+                    </a:stretch>
+                  </pic:blipFill>
+                  <pic:spPr>
+                    <a:xfrm>
+                      <a:off x="0" y="0"/>
+                      <a:ext cx="5943600" cy="472440"/>
+                    </a:xfrm>
+                    <a:prstGeom prst="rect">
+                      <a:avLst/>
+                    </a:prstGeom>
+                  </pic:spPr>
+                </pic:pic>
+              </a:graphicData>
+            </a:graphic>
+          </wp:inline>
+        </w:drawing>
+      </w:r>
+    </w:p>
+    <w:p>
+      <w:pPr>
+        <w:pStyle w:val="Heading2"/>
+      </w:pPr>
+      <w:r>
+        <w:t xml:space="preserve">Redirect </w:t>
+      </w:r>
+      <w:r>
+        <w:t xml:space="preserve">an </w:t>
+      </w:r>
+      <w:r>
+        <w:t>output of a command</w:t>
+      </w:r>
+    </w:p>
+    <w:p>
+      <w:r>
+        <w:t>We can redirect an output of a command:</w:t>
+      </w:r>
+    </w:p>
+    <w:p>
+      <w:pPr>
+        <w:pStyle w:val="ListParagraph"/>
+        <w:numPr>
+          <w:ilvl w:val="0"/>
+          <w:numId w:val="5"/>
+        </w:numPr>
+      </w:pPr>
+      <w:r>
+        <w:t>To a file:</w:t>
       </w:r>
     </w:p>
     <w:p>
@@ -252,19 +367,7 @@
         </w:numPr>
       </w:pPr>
       <w:r>
-        <w:t>sed -i ‘s/pattern/replacement/’ file_path</w:t>
-      </w:r>
-    </w:p>
-    <w:p>
-      <w:pPr>
-        <w:pStyle w:val="ListParagraph"/>
-        <w:numPr>
-          <w:ilvl w:val="0"/>
-          <w:numId w:val="5"/>
-        </w:numPr>
-      </w:pPr>
-      <w:r>
-        <w:t>Add multiple line to a file:</w:t>
+        <w:t>Command &gt; file – overwrite a file if it exist</w:t>
       </w:r>
     </w:p>
     <w:p>
@@ -276,42 +379,19 @@
         </w:numPr>
       </w:pPr>
       <w:r>
-        <w:t>Cat &lt;&lt; EOF &gt;&gt; file_path</w:t>
-      </w:r>
-    </w:p>
-    <w:p>
-      <w:pPr>
-        <w:pStyle w:val="ListParagraph"/>
-        <w:ind w:left="1440"/>
-      </w:pPr>
-      <w:r>
-        <w:t>Line1</w:t>
-      </w:r>
-    </w:p>
-    <w:p>
-      <w:pPr>
-        <w:pStyle w:val="ListParagraph"/>
-        <w:ind w:left="1440"/>
-      </w:pPr>
-      <w:r>
-        <w:t>Line2</w:t>
-      </w:r>
-    </w:p>
-    <w:p>
-      <w:pPr>
-        <w:pStyle w:val="ListParagraph"/>
-        <w:ind w:left="1440"/>
-      </w:pPr>
-      <w:r>
-        <w:t>EOF</w:t>
-      </w:r>
-    </w:p>
-    <w:p>
-      <w:pPr>
-        <w:ind w:left="720"/>
-      </w:pPr>
-      <w:r>
-        <w:t>If is a combination of multiple commands:</w:t>
+        <w:t>Command &gt;&gt; file – append to a file if it exists</w:t>
+      </w:r>
+    </w:p>
+    <w:p>
+      <w:pPr>
+        <w:pStyle w:val="ListParagraph"/>
+        <w:numPr>
+          <w:ilvl w:val="0"/>
+          <w:numId w:val="5"/>
+        </w:numPr>
+      </w:pPr>
+      <w:r>
+        <w:t>To another command:</w:t>
       </w:r>
     </w:p>
     <w:p>
@@ -323,7 +403,22 @@
         </w:numPr>
       </w:pPr>
       <w:r>
-        <w:t>Cat</w:t>
+        <w:t>Command1 | command2</w:t>
+      </w:r>
+      <w:r>
+        <w:t xml:space="preserve"> – output of the command1 becomes an input for the command2</w:t>
+      </w:r>
+    </w:p>
+    <w:p>
+      <w:pPr>
+        <w:pStyle w:val="ListParagraph"/>
+        <w:numPr>
+          <w:ilvl w:val="0"/>
+          <w:numId w:val="5"/>
+        </w:numPr>
+      </w:pPr>
+      <w:r>
+        <w:t>Redirect the standard output (stdout) to one location and standard error (stderr) to another location:</w:t>
       </w:r>
     </w:p>
     <w:p>
@@ -335,7 +430,19 @@
         </w:numPr>
       </w:pPr>
       <w:r>
-        <w:t xml:space="preserve">heredoc (&lt;&lt; EOF) </w:t>
+        <w:t>Command &gt; filename1.txt &gt; filename2.txt</w:t>
+      </w:r>
+    </w:p>
+    <w:p>
+      <w:pPr>
+        <w:pStyle w:val="ListParagraph"/>
+        <w:numPr>
+          <w:ilvl w:val="0"/>
+          <w:numId w:val="5"/>
+        </w:numPr>
+      </w:pPr>
+      <w:r>
+        <w:t>Redirect stdout and stderr to the same location:</w:t>
       </w:r>
     </w:p>
     <w:p>
@@ -347,7 +454,7 @@
         </w:numPr>
       </w:pPr>
       <w:r>
-        <w:t>&gt;&gt; file_path (redirect output of a command to a file)</w:t>
+        <w:t>Command &gt; filename.txt 2&gt;&amp;1</w:t>
       </w:r>
     </w:p>
     <w:p>
@@ -359,13 +466,7 @@
         </w:numPr>
       </w:pPr>
       <w:r>
-        <w:t>D</w:t>
-      </w:r>
-      <w:r>
-        <w:t>isplay content of a file</w:t>
-      </w:r>
-      <w:r>
-        <w:t>:</w:t>
+        <w:t>Hide the stdout and stderr (redirect it to the ‘black hole’):</w:t>
       </w:r>
     </w:p>
     <w:p>
@@ -377,7 +478,22 @@
         </w:numPr>
       </w:pPr>
       <w:r>
-        <w:t>Cat file_path</w:t>
+        <w:t>Command &gt; /dev/null 2&gt;&amp;1</w:t>
+      </w:r>
+    </w:p>
+    <w:p>
+      <w:pPr>
+        <w:pStyle w:val="Heading2"/>
+      </w:pPr>
+      <w:r>
+        <w:lastRenderedPageBreak/>
+        <w:t xml:space="preserve">Get </w:t>
+      </w:r>
+      <w:r>
+        <w:t xml:space="preserve">a </w:t>
+      </w:r>
+      <w:r>
+        <w:t>command output</w:t>
       </w:r>
     </w:p>
     <w:p>
@@ -389,7 +505,32 @@
         </w:numPr>
       </w:pPr>
       <w:r>
-        <w:t>Heredoc:</w:t>
+        <w:t>X=$(command) – Assign output of a commnd to an environental variable X</w:t>
+      </w:r>
+    </w:p>
+    <w:p>
+      <w:pPr>
+        <w:pStyle w:val="Heading2"/>
+      </w:pPr>
+      <w:r>
+        <w:t>Grep</w:t>
+      </w:r>
+    </w:p>
+    <w:p>
+      <w:r>
+        <w:t>It is a tool for filtering text. For example we can:</w:t>
+      </w:r>
+    </w:p>
+    <w:p>
+      <w:pPr>
+        <w:pStyle w:val="ListParagraph"/>
+        <w:numPr>
+          <w:ilvl w:val="0"/>
+          <w:numId w:val="5"/>
+        </w:numPr>
+      </w:pPr>
+      <w:r>
+        <w:t>Filter a content of a file. Below command shows only those lines from the file.txt file which contains ‘error’ string:</w:t>
       </w:r>
     </w:p>
     <w:p>
@@ -401,13 +542,163 @@
         </w:numPr>
       </w:pPr>
       <w:r>
+        <w:t>Cat file.txt | grep “error”</w:t>
+      </w:r>
+    </w:p>
+    <w:p>
+      <w:pPr>
+        <w:pStyle w:val="ListParagraph"/>
+        <w:numPr>
+          <w:ilvl w:val="0"/>
+          <w:numId w:val="5"/>
+        </w:numPr>
+      </w:pPr>
+      <w:r>
+        <w:t xml:space="preserve">Filter output of some command. Below command shows </w:t>
+      </w:r>
+      <w:r>
+        <w:t xml:space="preserve">only </w:t>
+      </w:r>
+      <w:r>
+        <w:t>running processes related to nginx:</w:t>
+      </w:r>
+    </w:p>
+    <w:p>
+      <w:pPr>
+        <w:pStyle w:val="ListParagraph"/>
+        <w:numPr>
+          <w:ilvl w:val="1"/>
+          <w:numId w:val="5"/>
+        </w:numPr>
+      </w:pPr>
+      <w:r>
+        <w:t>ps aux | grep nginx</w:t>
+      </w:r>
+    </w:p>
+    <w:p>
+      <w:pPr>
+        <w:pStyle w:val="Heading2"/>
+      </w:pPr>
+      <w:r>
+        <w:t>Editing files</w:t>
+      </w:r>
+      <w:r>
+        <w:t xml:space="preserve"> context</w:t>
+      </w:r>
+    </w:p>
+    <w:p>
+      <w:r>
+        <w:t>For editing files the best tools are:</w:t>
+      </w:r>
+    </w:p>
+    <w:p>
+      <w:pPr>
+        <w:pStyle w:val="ListParagraph"/>
+        <w:numPr>
+          <w:ilvl w:val="0"/>
+          <w:numId w:val="5"/>
+        </w:numPr>
+      </w:pPr>
+      <w:r>
+        <w:t>sed - More information in the ‘Sed’ section of this document.</w:t>
+      </w:r>
+    </w:p>
+    <w:p>
+      <w:pPr>
+        <w:pStyle w:val="ListParagraph"/>
+        <w:numPr>
+          <w:ilvl w:val="0"/>
+          <w:numId w:val="5"/>
+        </w:numPr>
+      </w:pPr>
+      <w:r>
+        <w:t>Cat used together with heredoc and command redirection - More information in the ‘Heredoc’ section of this document.</w:t>
+      </w:r>
+    </w:p>
+    <w:p>
+      <w:pPr>
+        <w:pStyle w:val="Heading2"/>
+      </w:pPr>
+      <w:r>
+        <w:t>Sed</w:t>
+      </w:r>
+    </w:p>
+    <w:p>
+      <w:r>
+        <w:t>Sed is used to r</w:t>
+      </w:r>
+      <w:r>
+        <w:t>eplace all the strings matching the pattern with a new string in a specific file</w:t>
+      </w:r>
+      <w:r>
+        <w:t>:</w:t>
+      </w:r>
+    </w:p>
+    <w:p>
+      <w:pPr>
+        <w:pStyle w:val="ListParagraph"/>
+        <w:numPr>
+          <w:ilvl w:val="0"/>
+          <w:numId w:val="5"/>
+        </w:numPr>
+      </w:pPr>
+      <w:r>
+        <w:t>sed -i ‘s/pattern/replacement/’ file_path</w:t>
+      </w:r>
+    </w:p>
+    <w:p>
+      <w:r>
+        <w:t>P</w:t>
+      </w:r>
+      <w:r>
+        <w:t>attern</w:t>
+      </w:r>
+      <w:r>
+        <w:t>s which are being matched to strings</w:t>
+      </w:r>
+      <w:r>
+        <w:t xml:space="preserve"> are using Regular Expressions, more information is here: </w:t>
+      </w:r>
+      <w:hyperlink r:id="rId6" w:history="1">
+        <w:r>
+          <w:rPr>
+            <w:rStyle w:val="Hyperlink"/>
+          </w:rPr>
+          <w:t>link</w:t>
+        </w:r>
+      </w:hyperlink>
+      <w:r>
+        <w:t>.</w:t>
+      </w:r>
+    </w:p>
+    <w:p>
+      <w:pPr>
+        <w:pStyle w:val="Heading2"/>
+      </w:pPr>
+      <w:r>
+        <w:t>Heredoc</w:t>
+      </w:r>
+    </w:p>
+    <w:p>
+      <w:r>
+        <w:t>Heredoc is used in order to pass a multiline argument to a command:</w:t>
+      </w:r>
+    </w:p>
+    <w:p>
+      <w:pPr>
+        <w:pStyle w:val="ListParagraph"/>
+        <w:numPr>
+          <w:ilvl w:val="0"/>
+          <w:numId w:val="5"/>
+        </w:numPr>
+      </w:pPr>
+      <w:r>
         <w:t>Command &lt;&lt; EOF</w:t>
       </w:r>
     </w:p>
     <w:p>
       <w:pPr>
         <w:pStyle w:val="ListParagraph"/>
-        <w:ind w:left="1440"/>
       </w:pPr>
       <w:r>
         <w:t>Line1</w:t>
@@ -416,7 +707,6 @@
     <w:p>
       <w:pPr>
         <w:pStyle w:val="ListParagraph"/>
-        <w:ind w:left="1440"/>
       </w:pPr>
       <w:r>
         <w:t>Line2</w:t>
@@ -425,65 +715,948 @@
     <w:p>
       <w:pPr>
         <w:pStyle w:val="ListParagraph"/>
-        <w:ind w:left="1440"/>
       </w:pPr>
       <w:r>
         <w:t>EOF</w:t>
       </w:r>
     </w:p>
     <w:p>
-      <w:pPr>
-        <w:pStyle w:val="ListParagraph"/>
-      </w:pPr>
-      <w:r>
-        <w:t>It passes a multiline text as an argument to a command.</w:t>
-      </w:r>
-    </w:p>
-    <w:p>
-      <w:pPr>
-        <w:pStyle w:val="ListParagraph"/>
-        <w:numPr>
-          <w:ilvl w:val="0"/>
-          <w:numId w:val="7"/>
-        </w:numPr>
-      </w:pPr>
-      <w:r>
-        <w:t>redirect output of a command to a file (and create that file if it doesn’t exist):</w:t>
-      </w:r>
-    </w:p>
-    <w:p>
-      <w:pPr>
-        <w:pStyle w:val="ListParagraph"/>
-        <w:numPr>
-          <w:ilvl w:val="1"/>
-          <w:numId w:val="7"/>
-        </w:numPr>
-      </w:pPr>
-      <w:r>
-        <w:t>Command &gt;&gt; file_path – overwrite a file</w:t>
-      </w:r>
-    </w:p>
-    <w:p>
-      <w:pPr>
-        <w:pStyle w:val="ListParagraph"/>
-        <w:numPr>
-          <w:ilvl w:val="1"/>
-          <w:numId w:val="7"/>
-        </w:numPr>
-      </w:pPr>
-      <w:r>
-        <w:t>Command &gt; file_path – append an output to a file</w:t>
-      </w:r>
-    </w:p>
-    <w:p>
-      <w:pPr>
-        <w:pStyle w:val="ListParagraph"/>
-        <w:numPr>
-          <w:ilvl w:val="0"/>
-          <w:numId w:val="7"/>
-        </w:numPr>
-      </w:pPr>
-    </w:p>
+      <w:r>
+        <w:t>For example it can pass a multiline text as an argument to the Cat command what will display all those lines.</w:t>
+      </w:r>
+    </w:p>
+    <w:p>
+      <w:r>
+        <w:lastRenderedPageBreak/>
+        <w:t>If we additionally use the ‘&gt;’ or ‘&gt;&gt;’ to redirect an output we can save multiline text to a file:</w:t>
+      </w:r>
+    </w:p>
+    <w:p>
+      <w:pPr>
+        <w:pStyle w:val="ListParagraph"/>
+        <w:numPr>
+          <w:ilvl w:val="0"/>
+          <w:numId w:val="5"/>
+        </w:numPr>
+      </w:pPr>
+      <w:r>
+        <w:t>Cat &lt;&lt; EOF &gt;&gt; file_path</w:t>
+      </w:r>
+    </w:p>
+    <w:p>
+      <w:pPr>
+        <w:pStyle w:val="ListParagraph"/>
+      </w:pPr>
+      <w:r>
+        <w:t>Line1</w:t>
+      </w:r>
+    </w:p>
+    <w:p>
+      <w:pPr>
+        <w:pStyle w:val="ListParagraph"/>
+      </w:pPr>
+      <w:r>
+        <w:t>Line2</w:t>
+      </w:r>
+    </w:p>
+    <w:p>
+      <w:pPr>
+        <w:pStyle w:val="ListParagraph"/>
+      </w:pPr>
+      <w:r>
+        <w:t>EOF</w:t>
+      </w:r>
+    </w:p>
+    <w:p>
+      <w:pPr>
+        <w:pStyle w:val="Heading2"/>
+      </w:pPr>
+      <w:r>
+        <w:t>Tee</w:t>
+      </w:r>
+    </w:p>
+    <w:p>
+      <w:r>
+        <w:t xml:space="preserve">The tee command redirects an output of another command to both a terminal and a file. </w:t>
+      </w:r>
+      <w:r>
+        <w:t>E</w:t>
+      </w:r>
+      <w:r>
+        <w:t xml:space="preserve">xample </w:t>
+      </w:r>
+      <w:r>
+        <w:t>use cases:</w:t>
+      </w:r>
+    </w:p>
+    <w:p>
+      <w:pPr>
+        <w:pStyle w:val="ListParagraph"/>
+        <w:numPr>
+          <w:ilvl w:val="0"/>
+          <w:numId w:val="5"/>
+        </w:numPr>
+      </w:pPr>
+      <w:r>
+        <w:t>Command | tee filename</w:t>
+      </w:r>
+      <w:r>
+        <w:t xml:space="preserve"> - S</w:t>
+      </w:r>
+      <w:r>
+        <w:t>ave an output of the command in the given file and also write it in a terminal.</w:t>
+      </w:r>
+    </w:p>
+    <w:p>
+      <w:pPr>
+        <w:pStyle w:val="ListParagraph"/>
+        <w:numPr>
+          <w:ilvl w:val="0"/>
+          <w:numId w:val="5"/>
+        </w:numPr>
+      </w:pPr>
+      <w:r>
+        <w:t>Command | tee filename | another_command – save an output of the command in the given file and also redirect that output to another command</w:t>
+      </w:r>
+      <w:r>
+        <w:t>.</w:t>
+      </w:r>
+    </w:p>
+    <w:p>
+      <w:pPr>
+        <w:pStyle w:val="Heading2"/>
+      </w:pPr>
+      <w:r>
+        <w:t>Echo</w:t>
+      </w:r>
+    </w:p>
+    <w:p>
+      <w:r>
+        <w:t>The echo command prints a text. It can be used for example in order to save a text into a file.</w:t>
+      </w:r>
+    </w:p>
+    <w:p>
+      <w:pPr>
+        <w:pStyle w:val="Heading2"/>
+      </w:pPr>
+      <w:r>
+        <w:t>Ls</w:t>
+      </w:r>
+    </w:p>
+    <w:p>
+      <w:r>
+        <w:t>Ls command is used for listing files contained in a directory and checking their permissions. Syntax:</w:t>
+      </w:r>
+    </w:p>
+    <w:p>
+      <w:pPr>
+        <w:pStyle w:val="ListParagraph"/>
+        <w:numPr>
+          <w:ilvl w:val="0"/>
+          <w:numId w:val="5"/>
+        </w:numPr>
+      </w:pPr>
+      <w:r>
+        <w:t>Ls [options] folder_path</w:t>
+      </w:r>
+    </w:p>
+    <w:p>
+      <w:r>
+        <w:t>Where folder _path is a path to the folder from which we want to list the content (files and folders).</w:t>
+      </w:r>
+    </w:p>
+    <w:p>
+      <w:r>
+        <w:t>Popular options:</w:t>
+      </w:r>
+    </w:p>
+    <w:p>
+      <w:pPr>
+        <w:pStyle w:val="ListParagraph"/>
+        <w:numPr>
+          <w:ilvl w:val="0"/>
+          <w:numId w:val="5"/>
+        </w:numPr>
+      </w:pPr>
+      <w:r>
+        <w:t>-l – show permissions, owner, size etc.</w:t>
+      </w:r>
+    </w:p>
+    <w:p>
+      <w:pPr>
+        <w:pStyle w:val="ListParagraph"/>
+        <w:numPr>
+          <w:ilvl w:val="0"/>
+          <w:numId w:val="5"/>
+        </w:numPr>
+      </w:pPr>
+      <w:r>
+        <w:t>-a</w:t>
+      </w:r>
+      <w:r>
+        <w:t xml:space="preserve"> -</w:t>
+      </w:r>
+      <w:r>
+        <w:t xml:space="preserve"> show all file, including the hidden ones (which name starts with a dot ‘.’).</w:t>
+      </w:r>
+    </w:p>
+    <w:p>
+      <w:pPr>
+        <w:pStyle w:val="ListParagraph"/>
+        <w:numPr>
+          <w:ilvl w:val="0"/>
+          <w:numId w:val="5"/>
+        </w:numPr>
+      </w:pPr>
+      <w:r>
+        <w:t>-d – Get information about the directory itself (given by the folder_path), not its content.</w:t>
+      </w:r>
+    </w:p>
+    <w:p>
+      <w:pPr>
+        <w:pStyle w:val="Heading2"/>
+      </w:pPr>
+      <w:r>
+        <w:t>Mkdir</w:t>
+      </w:r>
+    </w:p>
+    <w:p>
+      <w:r>
+        <w:t>Create a folder. Syntax:</w:t>
+      </w:r>
+    </w:p>
+    <w:p>
+      <w:pPr>
+        <w:pStyle w:val="ListParagraph"/>
+        <w:numPr>
+          <w:ilvl w:val="0"/>
+          <w:numId w:val="10"/>
+        </w:numPr>
+      </w:pPr>
+      <w:r>
+        <w:t>Mkdir [options] folder path</w:t>
+      </w:r>
+    </w:p>
+    <w:p>
+      <w:r>
+        <w:t>Popular options:</w:t>
+      </w:r>
+    </w:p>
+    <w:p>
+      <w:pPr>
+        <w:pStyle w:val="ListParagraph"/>
+        <w:numPr>
+          <w:ilvl w:val="0"/>
+          <w:numId w:val="10"/>
+        </w:numPr>
+      </w:pPr>
+      <w:r>
+        <w:lastRenderedPageBreak/>
+        <w:t>-p – Create the entire path. For example if we run ‘mkdir -p folder1/folde2 and both folders doesn’t exist yet, then it will create both of them.</w:t>
+      </w:r>
+    </w:p>
+    <w:p>
+      <w:pPr>
+        <w:pStyle w:val="ListParagraph"/>
+        <w:numPr>
+          <w:ilvl w:val="0"/>
+          <w:numId w:val="10"/>
+        </w:numPr>
+      </w:pPr>
+    </w:p>
+    <w:p>
+      <w:pPr>
+        <w:pStyle w:val="Heading2"/>
+      </w:pPr>
+      <w:r>
+        <w:t>Modifying files and folders permissions and ownerships</w:t>
+      </w:r>
+    </w:p>
+    <w:p>
+      <w:pPr>
+        <w:pStyle w:val="Heading3"/>
+      </w:pPr>
+      <w:r>
+        <w:t>Chmod</w:t>
+      </w:r>
+    </w:p>
+    <w:p>
+      <w:r>
+        <w:t>Chmod is changing permissions for a specific file or folder. It uses this syntax:</w:t>
+      </w:r>
+    </w:p>
+    <w:p>
+      <w:pPr>
+        <w:pStyle w:val="ListParagraph"/>
+        <w:numPr>
+          <w:ilvl w:val="0"/>
+          <w:numId w:val="5"/>
+        </w:numPr>
+      </w:pPr>
+      <w:r>
+        <w:t>Chmod xxx file_path</w:t>
+      </w:r>
+    </w:p>
+    <w:p>
+      <w:r>
+        <w:t>Where xxx are numbers specifying the permissions.</w:t>
+      </w:r>
+    </w:p>
+    <w:p>
+      <w:pPr>
+        <w:pStyle w:val="Heading3"/>
+      </w:pPr>
+      <w:r>
+        <w:t>Chown</w:t>
+      </w:r>
+    </w:p>
+    <w:p>
+      <w:r>
+        <w:t>Chown is changing an owner of a file or folder. It uses this syntax:</w:t>
+      </w:r>
+    </w:p>
+    <w:p>
+      <w:pPr>
+        <w:pStyle w:val="ListParagraph"/>
+        <w:numPr>
+          <w:ilvl w:val="0"/>
+          <w:numId w:val="5"/>
+        </w:numPr>
+      </w:pPr>
+      <w:r>
+        <w:t>Chown</w:t>
+      </w:r>
+      <w:r>
+        <w:t xml:space="preserve"> [options]</w:t>
+      </w:r>
+      <w:r>
+        <w:t xml:space="preserve"> </w:t>
+      </w:r>
+      <w:r>
+        <w:t>[</w:t>
+      </w:r>
+      <w:r>
+        <w:t>username</w:t>
+      </w:r>
+      <w:r>
+        <w:t>][</w:t>
+      </w:r>
+      <w:r>
+        <w:t>:usergroup</w:t>
+      </w:r>
+      <w:r>
+        <w:t xml:space="preserve">] </w:t>
+      </w:r>
+      <w:r>
+        <w:t>file_path</w:t>
+      </w:r>
+    </w:p>
+    <w:p>
+      <w:r>
+        <w:t>Where:</w:t>
+      </w:r>
+    </w:p>
+    <w:p>
+      <w:pPr>
+        <w:pStyle w:val="ListParagraph"/>
+        <w:numPr>
+          <w:ilvl w:val="0"/>
+          <w:numId w:val="5"/>
+        </w:numPr>
+      </w:pPr>
+      <w:r>
+        <w:t>Username – username of a new owner</w:t>
+      </w:r>
+    </w:p>
+    <w:p>
+      <w:pPr>
+        <w:pStyle w:val="ListParagraph"/>
+        <w:numPr>
+          <w:ilvl w:val="0"/>
+          <w:numId w:val="5"/>
+        </w:numPr>
+      </w:pPr>
+      <w:r>
+        <w:t>:usergroup (optional) a new group owner</w:t>
+      </w:r>
+    </w:p>
+    <w:p>
+      <w:r>
+        <w:t>Popular options:</w:t>
+      </w:r>
+    </w:p>
+    <w:p>
+      <w:pPr>
+        <w:pStyle w:val="ListParagraph"/>
+        <w:numPr>
+          <w:ilvl w:val="0"/>
+          <w:numId w:val="9"/>
+        </w:numPr>
+      </w:pPr>
+      <w:r>
+        <w:t>-R – change ownership of all the files and folders which are contained in the folder given by the file_path parameter.</w:t>
+      </w:r>
+    </w:p>
+    <w:p>
+      <w:pPr>
+        <w:pStyle w:val="Heading2"/>
+      </w:pPr>
+      <w:r>
+        <w:t>Installing packages</w:t>
+      </w:r>
+    </w:p>
+    <w:p>
+      <w:pPr>
+        <w:pStyle w:val="Heading3"/>
+      </w:pPr>
+      <w:r>
+        <w:t>Apt-get</w:t>
+      </w:r>
+    </w:p>
+    <w:p>
+      <w:r>
+        <w:t>Apt-get</w:t>
+      </w:r>
+      <w:r>
+        <w:t xml:space="preserve"> is a popular package manager used for installing different tools. </w:t>
+      </w:r>
+    </w:p>
+    <w:p>
+      <w:r>
+        <w:t>Popular commands:</w:t>
+      </w:r>
+    </w:p>
+    <w:p>
+      <w:pPr>
+        <w:pStyle w:val="ListParagraph"/>
+        <w:numPr>
+          <w:ilvl w:val="0"/>
+          <w:numId w:val="9"/>
+        </w:numPr>
+      </w:pPr>
+      <w:r>
+        <w:t xml:space="preserve">Apt-get update - </w:t>
+      </w:r>
+      <w:r>
+        <w:t>Updates the list of available packages</w:t>
+      </w:r>
+    </w:p>
+    <w:p>
+      <w:pPr>
+        <w:pStyle w:val="ListParagraph"/>
+        <w:numPr>
+          <w:ilvl w:val="0"/>
+          <w:numId w:val="9"/>
+        </w:numPr>
+      </w:pPr>
+      <w:r>
+        <w:t>apt-get install &lt;package&gt;</w:t>
+      </w:r>
+      <w:r>
+        <w:t xml:space="preserve"> - Installs a package</w:t>
+      </w:r>
+    </w:p>
+    <w:p>
+      <w:pPr>
+        <w:pStyle w:val="ListParagraph"/>
+        <w:numPr>
+          <w:ilvl w:val="0"/>
+          <w:numId w:val="9"/>
+        </w:numPr>
+      </w:pPr>
+      <w:r>
+        <w:t>apt-get remove &lt;package&gt;</w:t>
+      </w:r>
+      <w:r>
+        <w:t xml:space="preserve"> - Remove a package</w:t>
+      </w:r>
+    </w:p>
+    <w:p>
+      <w:pPr>
+        <w:pStyle w:val="Heading3"/>
+      </w:pPr>
+      <w:r>
+        <w:t>GPG key</w:t>
+      </w:r>
+    </w:p>
+    <w:p>
+      <w:r>
+        <w:t>The GPG keys are used to ensure that the packages which we install are secure. When we want to install packages from a new repository we might need to import ints GPG key to our system so apt-get trusts packages from it.</w:t>
+      </w:r>
+    </w:p>
+    <w:p>
+      <w:pPr>
+        <w:pStyle w:val="Heading2"/>
+      </w:pPr>
+      <w:r>
+        <w:lastRenderedPageBreak/>
+        <w:t>Loops</w:t>
+      </w:r>
+    </w:p>
+    <w:p>
+      <w:pPr>
+        <w:pStyle w:val="Heading3"/>
+      </w:pPr>
+      <w:r>
+        <w:t>For loop</w:t>
+      </w:r>
+    </w:p>
+    <w:p>
+      <w:r>
+        <w:t>Iterate over a list:</w:t>
+      </w:r>
+    </w:p>
+    <w:p>
+      <w:r>
+        <w:rPr>
+          <w:noProof/>
+        </w:rPr>
+        <w:drawing>
+          <wp:inline distT="0" distB="0" distL="0" distR="0" wp14:anchorId="0C31CD8C" wp14:editId="126E3A4C">
+            <wp:extent cx="1441094" cy="1670602"/>
+            <wp:effectExtent l="0" t="0" r="6985" b="6350"/>
+            <wp:docPr id="47960338" name="Picture 1" descr="A screenshot of a black screen&#10;&#10;AI-generated content may be incorrect."/>
+            <wp:cNvGraphicFramePr>
+              <a:graphicFrameLocks xmlns:a="http://schemas.openxmlformats.org/drawingml/2006/main" noChangeAspect="1"/>
+            </wp:cNvGraphicFramePr>
+            <a:graphic xmlns:a="http://schemas.openxmlformats.org/drawingml/2006/main">
+              <a:graphicData uri="http://schemas.openxmlformats.org/drawingml/2006/picture">
+                <pic:pic xmlns:pic="http://schemas.openxmlformats.org/drawingml/2006/picture">
+                  <pic:nvPicPr>
+                    <pic:cNvPr id="47960338" name="Picture 1" descr="A screenshot of a black screen&#10;&#10;AI-generated content may be incorrect."/>
+                    <pic:cNvPicPr/>
+                  </pic:nvPicPr>
+                  <pic:blipFill>
+                    <a:blip r:embed="rId7"/>
+                    <a:stretch>
+                      <a:fillRect/>
+                    </a:stretch>
+                  </pic:blipFill>
+                  <pic:spPr>
+                    <a:xfrm>
+                      <a:off x="0" y="0"/>
+                      <a:ext cx="1449789" cy="1680682"/>
+                    </a:xfrm>
+                    <a:prstGeom prst="rect">
+                      <a:avLst/>
+                    </a:prstGeom>
+                  </pic:spPr>
+                </pic:pic>
+              </a:graphicData>
+            </a:graphic>
+          </wp:inline>
+        </w:drawing>
+      </w:r>
+    </w:p>
+    <w:p>
+      <w:r>
+        <w:t>Iterate over a sequence of numbers:</w:t>
+      </w:r>
+    </w:p>
+    <w:p>
+      <w:r>
+        <w:rPr>
+          <w:noProof/>
+        </w:rPr>
+        <w:drawing>
+          <wp:inline distT="0" distB="0" distL="0" distR="0" wp14:anchorId="32850E83" wp14:editId="66D07B78">
+            <wp:extent cx="1038758" cy="1854183"/>
+            <wp:effectExtent l="0" t="0" r="9525" b="0"/>
+            <wp:docPr id="1963948666" name="Picture 1" descr="A screenshot of a black screen&#10;&#10;AI-generated content may be incorrect."/>
+            <wp:cNvGraphicFramePr>
+              <a:graphicFrameLocks xmlns:a="http://schemas.openxmlformats.org/drawingml/2006/main" noChangeAspect="1"/>
+            </wp:cNvGraphicFramePr>
+            <a:graphic xmlns:a="http://schemas.openxmlformats.org/drawingml/2006/main">
+              <a:graphicData uri="http://schemas.openxmlformats.org/drawingml/2006/picture">
+                <pic:pic xmlns:pic="http://schemas.openxmlformats.org/drawingml/2006/picture">
+                  <pic:nvPicPr>
+                    <pic:cNvPr id="1963948666" name="Picture 1" descr="A screenshot of a black screen&#10;&#10;AI-generated content may be incorrect."/>
+                    <pic:cNvPicPr/>
+                  </pic:nvPicPr>
+                  <pic:blipFill>
+                    <a:blip r:embed="rId8"/>
+                    <a:stretch>
+                      <a:fillRect/>
+                    </a:stretch>
+                  </pic:blipFill>
+                  <pic:spPr>
+                    <a:xfrm>
+                      <a:off x="0" y="0"/>
+                      <a:ext cx="1046379" cy="1867786"/>
+                    </a:xfrm>
+                    <a:prstGeom prst="rect">
+                      <a:avLst/>
+                    </a:prstGeom>
+                  </pic:spPr>
+                </pic:pic>
+              </a:graphicData>
+            </a:graphic>
+          </wp:inline>
+        </w:drawing>
+      </w:r>
+    </w:p>
+    <w:p>
+      <w:r>
+        <w:t>Iterate over a sequence of numbers with specified step:</w:t>
+      </w:r>
+    </w:p>
+    <w:p>
+      <w:r>
+        <w:rPr>
+          <w:noProof/>
+        </w:rPr>
+        <w:drawing>
+          <wp:inline distT="0" distB="0" distL="0" distR="0" wp14:anchorId="436DBC7D" wp14:editId="48E740CE">
+            <wp:extent cx="1067740" cy="1814170"/>
+            <wp:effectExtent l="0" t="0" r="0" b="0"/>
+            <wp:docPr id="640241075" name="Picture 1" descr="A screenshot of a black screen&#10;&#10;AI-generated content may be incorrect."/>
+            <wp:cNvGraphicFramePr>
+              <a:graphicFrameLocks xmlns:a="http://schemas.openxmlformats.org/drawingml/2006/main" noChangeAspect="1"/>
+            </wp:cNvGraphicFramePr>
+            <a:graphic xmlns:a="http://schemas.openxmlformats.org/drawingml/2006/main">
+              <a:graphicData uri="http://schemas.openxmlformats.org/drawingml/2006/picture">
+                <pic:pic xmlns:pic="http://schemas.openxmlformats.org/drawingml/2006/picture">
+                  <pic:nvPicPr>
+                    <pic:cNvPr id="640241075" name="Picture 1" descr="A screenshot of a black screen&#10;&#10;AI-generated content may be incorrect."/>
+                    <pic:cNvPicPr/>
+                  </pic:nvPicPr>
+                  <pic:blipFill>
+                    <a:blip r:embed="rId9"/>
+                    <a:stretch>
+                      <a:fillRect/>
+                    </a:stretch>
+                  </pic:blipFill>
+                  <pic:spPr>
+                    <a:xfrm>
+                      <a:off x="0" y="0"/>
+                      <a:ext cx="1076119" cy="1828407"/>
+                    </a:xfrm>
+                    <a:prstGeom prst="rect">
+                      <a:avLst/>
+                    </a:prstGeom>
+                  </pic:spPr>
+                </pic:pic>
+              </a:graphicData>
+            </a:graphic>
+          </wp:inline>
+        </w:drawing>
+      </w:r>
+    </w:p>
+    <w:p>
+      <w:pPr>
+        <w:pStyle w:val="Heading3"/>
+      </w:pPr>
+      <w:r>
+        <w:t>While loop</w:t>
+      </w:r>
+    </w:p>
+    <w:p>
+      <w:r>
+        <w:t>Syntax for the while loop:</w:t>
+      </w:r>
+    </w:p>
+    <w:p>
+      <w:r>
+        <w:rPr>
+          <w:noProof/>
+        </w:rPr>
+        <w:lastRenderedPageBreak/>
+        <w:drawing>
+          <wp:inline distT="0" distB="0" distL="0" distR="0" wp14:anchorId="0179CE07" wp14:editId="1A25C35E">
+            <wp:extent cx="1369548" cy="555955"/>
+            <wp:effectExtent l="0" t="0" r="2540" b="0"/>
+            <wp:docPr id="1747511657" name="Picture 1" descr="A black screen with white text&#10;&#10;AI-generated content may be incorrect."/>
+            <wp:cNvGraphicFramePr>
+              <a:graphicFrameLocks xmlns:a="http://schemas.openxmlformats.org/drawingml/2006/main" noChangeAspect="1"/>
+            </wp:cNvGraphicFramePr>
+            <a:graphic xmlns:a="http://schemas.openxmlformats.org/drawingml/2006/main">
+              <a:graphicData uri="http://schemas.openxmlformats.org/drawingml/2006/picture">
+                <pic:pic xmlns:pic="http://schemas.openxmlformats.org/drawingml/2006/picture">
+                  <pic:nvPicPr>
+                    <pic:cNvPr id="1747511657" name="Picture 1" descr="A black screen with white text&#10;&#10;AI-generated content may be incorrect."/>
+                    <pic:cNvPicPr/>
+                  </pic:nvPicPr>
+                  <pic:blipFill>
+                    <a:blip r:embed="rId10"/>
+                    <a:stretch>
+                      <a:fillRect/>
+                    </a:stretch>
+                  </pic:blipFill>
+                  <pic:spPr>
+                    <a:xfrm>
+                      <a:off x="0" y="0"/>
+                      <a:ext cx="1376201" cy="558656"/>
+                    </a:xfrm>
+                    <a:prstGeom prst="rect">
+                      <a:avLst/>
+                    </a:prstGeom>
+                  </pic:spPr>
+                </pic:pic>
+              </a:graphicData>
+            </a:graphic>
+          </wp:inline>
+        </w:drawing>
+      </w:r>
+    </w:p>
+    <w:p>
+      <w:pPr>
+        <w:pStyle w:val="Heading2"/>
+      </w:pPr>
+      <w:r>
+        <w:t>If statements</w:t>
+      </w:r>
+    </w:p>
+    <w:p>
+      <w:r>
+        <w:t>Syntax:</w:t>
+      </w:r>
+    </w:p>
+    <w:p>
+      <w:r>
+        <w:drawing>
+          <wp:inline distT="0" distB="0" distL="0" distR="0" wp14:anchorId="2C28CDEA" wp14:editId="5DDD25DE">
+            <wp:extent cx="2925264" cy="892454"/>
+            <wp:effectExtent l="0" t="0" r="8890" b="3175"/>
+            <wp:docPr id="1681592632" name="Picture 1" descr="A screen shot of a computer&#10;&#10;AI-generated content may be incorrect."/>
+            <wp:cNvGraphicFramePr>
+              <a:graphicFrameLocks xmlns:a="http://schemas.openxmlformats.org/drawingml/2006/main" noChangeAspect="1"/>
+            </wp:cNvGraphicFramePr>
+            <a:graphic xmlns:a="http://schemas.openxmlformats.org/drawingml/2006/main">
+              <a:graphicData uri="http://schemas.openxmlformats.org/drawingml/2006/picture">
+                <pic:pic xmlns:pic="http://schemas.openxmlformats.org/drawingml/2006/picture">
+                  <pic:nvPicPr>
+                    <pic:cNvPr id="1681592632" name="Picture 1" descr="A screen shot of a computer&#10;&#10;AI-generated content may be incorrect."/>
+                    <pic:cNvPicPr/>
+                  </pic:nvPicPr>
+                  <pic:blipFill>
+                    <a:blip r:embed="rId11"/>
+                    <a:stretch>
+                      <a:fillRect/>
+                    </a:stretch>
+                  </pic:blipFill>
+                  <pic:spPr>
+                    <a:xfrm>
+                      <a:off x="0" y="0"/>
+                      <a:ext cx="2933668" cy="895018"/>
+                    </a:xfrm>
+                    <a:prstGeom prst="rect">
+                      <a:avLst/>
+                    </a:prstGeom>
+                  </pic:spPr>
+                </pic:pic>
+              </a:graphicData>
+            </a:graphic>
+          </wp:inline>
+        </w:drawing>
+      </w:r>
+    </w:p>
+    <w:p>
+      <w:r>
+        <w:t>The condition must return either:</w:t>
+      </w:r>
+    </w:p>
+    <w:p>
+      <w:pPr>
+        <w:pStyle w:val="ListParagraph"/>
+        <w:numPr>
+          <w:ilvl w:val="0"/>
+          <w:numId w:val="13"/>
+        </w:numPr>
+      </w:pPr>
+      <w:r>
+        <w:t xml:space="preserve">true or false </w:t>
+      </w:r>
+    </w:p>
+    <w:p>
+      <w:pPr>
+        <w:pStyle w:val="ListParagraph"/>
+        <w:numPr>
+          <w:ilvl w:val="0"/>
+          <w:numId w:val="13"/>
+        </w:numPr>
+      </w:pPr>
+      <w:r>
+        <w:t>zero or non zero value</w:t>
+      </w:r>
+    </w:p>
+    <w:p>
+      <w:r>
+        <w:t>For example:</w:t>
+      </w:r>
+    </w:p>
+    <w:p>
+      <w:pPr>
+        <w:pStyle w:val="ListParagraph"/>
+        <w:numPr>
+          <w:ilvl w:val="0"/>
+          <w:numId w:val="14"/>
+        </w:numPr>
+      </w:pPr>
+      <w:r>
+        <w:t>[X -eq 10] condition compares environmental variable X to 10 and returns true or false.</w:t>
+      </w:r>
+    </w:p>
+    <w:p>
+      <w:pPr>
+        <w:pStyle w:val="ListParagraph"/>
+        <w:numPr>
+          <w:ilvl w:val="0"/>
+          <w:numId w:val="14"/>
+        </w:numPr>
+      </w:pPr>
+      <w:r>
+        <w:t>[command] condition runs a command which returns an exit code. If exit code = 0 that means true, any non zero value means false.</w:t>
+      </w:r>
+    </w:p>
+    <w:p>
+      <w:pPr>
+        <w:pStyle w:val="Heading2"/>
+      </w:pPr>
+      <w:r>
+        <w:t>Sysctl</w:t>
+      </w:r>
+    </w:p>
+    <w:p>
+      <w:r>
+        <w:t>It is used to view and modify kernel parameters without rebooting the system.</w:t>
+      </w:r>
+    </w:p>
+    <w:p>
+      <w:r>
+        <w:t>Those parameters control how Linux kernel behaves, including things like:</w:t>
+      </w:r>
+    </w:p>
+    <w:p>
+      <w:pPr>
+        <w:pStyle w:val="ListParagraph"/>
+        <w:numPr>
+          <w:ilvl w:val="0"/>
+          <w:numId w:val="11"/>
+        </w:numPr>
+      </w:pPr>
+      <w:r>
+        <w:t>Networking settings</w:t>
+      </w:r>
+    </w:p>
+    <w:p>
+      <w:pPr>
+        <w:pStyle w:val="ListParagraph"/>
+        <w:numPr>
+          <w:ilvl w:val="0"/>
+          <w:numId w:val="11"/>
+        </w:numPr>
+      </w:pPr>
+      <w:r>
+        <w:t>Memory limits</w:t>
+      </w:r>
+    </w:p>
+    <w:p>
+      <w:pPr>
+        <w:pStyle w:val="ListParagraph"/>
+        <w:numPr>
+          <w:ilvl w:val="0"/>
+          <w:numId w:val="11"/>
+        </w:numPr>
+      </w:pPr>
+      <w:r>
+        <w:t>Process handling</w:t>
+      </w:r>
+    </w:p>
+    <w:p>
+      <w:pPr>
+        <w:pStyle w:val="ListParagraph"/>
+        <w:numPr>
+          <w:ilvl w:val="0"/>
+          <w:numId w:val="11"/>
+        </w:numPr>
+      </w:pPr>
+      <w:r>
+        <w:t>Security controls</w:t>
+      </w:r>
+    </w:p>
+    <w:p>
+      <w:r>
+        <w:t>Those parameters are stored in the /proc/sys/ directory.</w:t>
+      </w:r>
+    </w:p>
+    <w:p>
+      <w:r>
+        <w:t xml:space="preserve">If we change some parameters using the sysctl command, then those changes are not persistent across reboots. </w:t>
+      </w:r>
+    </w:p>
+    <w:p>
+      <w:r>
+        <w:t xml:space="preserve">If we want them to be consistent we need to create a .conf file in the </w:t>
+      </w:r>
+      <w:r>
+        <w:t>/etc/sysctl.d/</w:t>
+      </w:r>
+      <w:r>
+        <w:t xml:space="preserve"> folder and save those changes there.</w:t>
+      </w:r>
+    </w:p>
+    <w:p>
+      <w:r>
+        <w:t>For example this command:</w:t>
+      </w:r>
+    </w:p>
+    <w:p>
+      <w:pPr>
+        <w:pStyle w:val="ListParagraph"/>
+        <w:numPr>
+          <w:ilvl w:val="0"/>
+          <w:numId w:val="12"/>
+        </w:numPr>
+      </w:pPr>
+      <w:r>
+        <w:lastRenderedPageBreak/>
+        <w:t>sysctl -w net.ipv4.ip_forward=1</w:t>
+      </w:r>
+    </w:p>
+    <w:p>
+      <w:r>
+        <w:t xml:space="preserve">changes the </w:t>
+      </w:r>
+      <w:r>
+        <w:t>net.ipv4.ip_forward</w:t>
+      </w:r>
+      <w:r>
+        <w:t xml:space="preserve"> parameter which is stored in the /proc/sys/net/ipv4/ip_forward file.</w:t>
+      </w:r>
+    </w:p>
+    <w:p>
+      <w:r>
+        <w:t>If we want to have this parameter set up like this across reboots then we need to create a file like this:</w:t>
+      </w:r>
+    </w:p>
+    <w:p>
+      <w:pPr>
+        <w:pStyle w:val="ListParagraph"/>
+        <w:numPr>
+          <w:ilvl w:val="0"/>
+          <w:numId w:val="12"/>
+        </w:numPr>
+      </w:pPr>
+      <w:r>
+        <w:t>echo “</w:t>
+      </w:r>
+      <w:r>
+        <w:t>net.ipv4.ip_forward=1</w:t>
+      </w:r>
+      <w:r>
+        <w:t xml:space="preserve">” &gt; </w:t>
+      </w:r>
+      <w:r>
+        <w:t>/etc/sysctl.d/</w:t>
+      </w:r>
+      <w:r>
+        <w:t>filename</w:t>
+      </w:r>
+      <w:r>
+        <w:t>.conf</w:t>
+      </w:r>
+    </w:p>
+    <w:p/>
     <w:sectPr>
       <w:pgSz w:w="12240" w:h="15840"/>
       <w:pgMar w:top="1440" w:right="1440" w:bottom="1440" w:left="1440" w:header="720" w:footer="720" w:gutter="0"/>
@@ -610,6 +1783,232 @@
     </w:lvl>
   </w:abstractNum>
   <w:abstractNum w:abstractNumId="1" w15:restartNumberingAfterBreak="0">
+    <w:nsid w:val="0F8E5AA8"/>
+    <w:multiLevelType w:val="hybridMultilevel"/>
+    <w:tmpl w:val="3EF23574"/>
+    <w:lvl w:ilvl="0" w:tplc="04090001">
+      <w:start w:val="1"/>
+      <w:numFmt w:val="bullet"/>
+      <w:lvlText w:val=""/>
+      <w:lvlJc w:val="left"/>
+      <w:pPr>
+        <w:ind w:left="720" w:hanging="360"/>
+      </w:pPr>
+      <w:rPr>
+        <w:rFonts w:ascii="Symbol" w:hAnsi="Symbol" w:hint="default"/>
+      </w:rPr>
+    </w:lvl>
+    <w:lvl w:ilvl="1" w:tplc="04090003" w:tentative="1">
+      <w:start w:val="1"/>
+      <w:numFmt w:val="bullet"/>
+      <w:lvlText w:val="o"/>
+      <w:lvlJc w:val="left"/>
+      <w:pPr>
+        <w:ind w:left="1440" w:hanging="360"/>
+      </w:pPr>
+      <w:rPr>
+        <w:rFonts w:ascii="Courier New" w:hAnsi="Courier New" w:cs="Courier New" w:hint="default"/>
+      </w:rPr>
+    </w:lvl>
+    <w:lvl w:ilvl="2" w:tplc="04090005" w:tentative="1">
+      <w:start w:val="1"/>
+      <w:numFmt w:val="bullet"/>
+      <w:lvlText w:val=""/>
+      <w:lvlJc w:val="left"/>
+      <w:pPr>
+        <w:ind w:left="2160" w:hanging="360"/>
+      </w:pPr>
+      <w:rPr>
+        <w:rFonts w:ascii="Wingdings" w:hAnsi="Wingdings" w:hint="default"/>
+      </w:rPr>
+    </w:lvl>
+    <w:lvl w:ilvl="3" w:tplc="04090001" w:tentative="1">
+      <w:start w:val="1"/>
+      <w:numFmt w:val="bullet"/>
+      <w:lvlText w:val=""/>
+      <w:lvlJc w:val="left"/>
+      <w:pPr>
+        <w:ind w:left="2880" w:hanging="360"/>
+      </w:pPr>
+      <w:rPr>
+        <w:rFonts w:ascii="Symbol" w:hAnsi="Symbol" w:hint="default"/>
+      </w:rPr>
+    </w:lvl>
+    <w:lvl w:ilvl="4" w:tplc="04090003" w:tentative="1">
+      <w:start w:val="1"/>
+      <w:numFmt w:val="bullet"/>
+      <w:lvlText w:val="o"/>
+      <w:lvlJc w:val="left"/>
+      <w:pPr>
+        <w:ind w:left="3600" w:hanging="360"/>
+      </w:pPr>
+      <w:rPr>
+        <w:rFonts w:ascii="Courier New" w:hAnsi="Courier New" w:cs="Courier New" w:hint="default"/>
+      </w:rPr>
+    </w:lvl>
+    <w:lvl w:ilvl="5" w:tplc="04090005" w:tentative="1">
+      <w:start w:val="1"/>
+      <w:numFmt w:val="bullet"/>
+      <w:lvlText w:val=""/>
+      <w:lvlJc w:val="left"/>
+      <w:pPr>
+        <w:ind w:left="4320" w:hanging="360"/>
+      </w:pPr>
+      <w:rPr>
+        <w:rFonts w:ascii="Wingdings" w:hAnsi="Wingdings" w:hint="default"/>
+      </w:rPr>
+    </w:lvl>
+    <w:lvl w:ilvl="6" w:tplc="04090001" w:tentative="1">
+      <w:start w:val="1"/>
+      <w:numFmt w:val="bullet"/>
+      <w:lvlText w:val=""/>
+      <w:lvlJc w:val="left"/>
+      <w:pPr>
+        <w:ind w:left="5040" w:hanging="360"/>
+      </w:pPr>
+      <w:rPr>
+        <w:rFonts w:ascii="Symbol" w:hAnsi="Symbol" w:hint="default"/>
+      </w:rPr>
+    </w:lvl>
+    <w:lvl w:ilvl="7" w:tplc="04090003" w:tentative="1">
+      <w:start w:val="1"/>
+      <w:numFmt w:val="bullet"/>
+      <w:lvlText w:val="o"/>
+      <w:lvlJc w:val="left"/>
+      <w:pPr>
+        <w:ind w:left="5760" w:hanging="360"/>
+      </w:pPr>
+      <w:rPr>
+        <w:rFonts w:ascii="Courier New" w:hAnsi="Courier New" w:cs="Courier New" w:hint="default"/>
+      </w:rPr>
+    </w:lvl>
+    <w:lvl w:ilvl="8" w:tplc="04090005" w:tentative="1">
+      <w:start w:val="1"/>
+      <w:numFmt w:val="bullet"/>
+      <w:lvlText w:val=""/>
+      <w:lvlJc w:val="left"/>
+      <w:pPr>
+        <w:ind w:left="6480" w:hanging="360"/>
+      </w:pPr>
+      <w:rPr>
+        <w:rFonts w:ascii="Wingdings" w:hAnsi="Wingdings" w:hint="default"/>
+      </w:rPr>
+    </w:lvl>
+  </w:abstractNum>
+  <w:abstractNum w:abstractNumId="2" w15:restartNumberingAfterBreak="0">
+    <w:nsid w:val="16D81D3A"/>
+    <w:multiLevelType w:val="hybridMultilevel"/>
+    <w:tmpl w:val="B4688B72"/>
+    <w:lvl w:ilvl="0" w:tplc="04090001">
+      <w:start w:val="1"/>
+      <w:numFmt w:val="bullet"/>
+      <w:lvlText w:val=""/>
+      <w:lvlJc w:val="left"/>
+      <w:pPr>
+        <w:ind w:left="720" w:hanging="360"/>
+      </w:pPr>
+      <w:rPr>
+        <w:rFonts w:ascii="Symbol" w:hAnsi="Symbol" w:hint="default"/>
+      </w:rPr>
+    </w:lvl>
+    <w:lvl w:ilvl="1" w:tplc="04090003" w:tentative="1">
+      <w:start w:val="1"/>
+      <w:numFmt w:val="bullet"/>
+      <w:lvlText w:val="o"/>
+      <w:lvlJc w:val="left"/>
+      <w:pPr>
+        <w:ind w:left="1440" w:hanging="360"/>
+      </w:pPr>
+      <w:rPr>
+        <w:rFonts w:ascii="Courier New" w:hAnsi="Courier New" w:cs="Courier New" w:hint="default"/>
+      </w:rPr>
+    </w:lvl>
+    <w:lvl w:ilvl="2" w:tplc="04090005" w:tentative="1">
+      <w:start w:val="1"/>
+      <w:numFmt w:val="bullet"/>
+      <w:lvlText w:val=""/>
+      <w:lvlJc w:val="left"/>
+      <w:pPr>
+        <w:ind w:left="2160" w:hanging="360"/>
+      </w:pPr>
+      <w:rPr>
+        <w:rFonts w:ascii="Wingdings" w:hAnsi="Wingdings" w:hint="default"/>
+      </w:rPr>
+    </w:lvl>
+    <w:lvl w:ilvl="3" w:tplc="04090001" w:tentative="1">
+      <w:start w:val="1"/>
+      <w:numFmt w:val="bullet"/>
+      <w:lvlText w:val=""/>
+      <w:lvlJc w:val="left"/>
+      <w:pPr>
+        <w:ind w:left="2880" w:hanging="360"/>
+      </w:pPr>
+      <w:rPr>
+        <w:rFonts w:ascii="Symbol" w:hAnsi="Symbol" w:hint="default"/>
+      </w:rPr>
+    </w:lvl>
+    <w:lvl w:ilvl="4" w:tplc="04090003" w:tentative="1">
+      <w:start w:val="1"/>
+      <w:numFmt w:val="bullet"/>
+      <w:lvlText w:val="o"/>
+      <w:lvlJc w:val="left"/>
+      <w:pPr>
+        <w:ind w:left="3600" w:hanging="360"/>
+      </w:pPr>
+      <w:rPr>
+        <w:rFonts w:ascii="Courier New" w:hAnsi="Courier New" w:cs="Courier New" w:hint="default"/>
+      </w:rPr>
+    </w:lvl>
+    <w:lvl w:ilvl="5" w:tplc="04090005" w:tentative="1">
+      <w:start w:val="1"/>
+      <w:numFmt w:val="bullet"/>
+      <w:lvlText w:val=""/>
+      <w:lvlJc w:val="left"/>
+      <w:pPr>
+        <w:ind w:left="4320" w:hanging="360"/>
+      </w:pPr>
+      <w:rPr>
+        <w:rFonts w:ascii="Wingdings" w:hAnsi="Wingdings" w:hint="default"/>
+      </w:rPr>
+    </w:lvl>
+    <w:lvl w:ilvl="6" w:tplc="04090001" w:tentative="1">
+      <w:start w:val="1"/>
+      <w:numFmt w:val="bullet"/>
+      <w:lvlText w:val=""/>
+      <w:lvlJc w:val="left"/>
+      <w:pPr>
+        <w:ind w:left="5040" w:hanging="360"/>
+      </w:pPr>
+      <w:rPr>
+        <w:rFonts w:ascii="Symbol" w:hAnsi="Symbol" w:hint="default"/>
+      </w:rPr>
+    </w:lvl>
+    <w:lvl w:ilvl="7" w:tplc="04090003" w:tentative="1">
+      <w:start w:val="1"/>
+      <w:numFmt w:val="bullet"/>
+      <w:lvlText w:val="o"/>
+      <w:lvlJc w:val="left"/>
+      <w:pPr>
+        <w:ind w:left="5760" w:hanging="360"/>
+      </w:pPr>
+      <w:rPr>
+        <w:rFonts w:ascii="Courier New" w:hAnsi="Courier New" w:cs="Courier New" w:hint="default"/>
+      </w:rPr>
+    </w:lvl>
+    <w:lvl w:ilvl="8" w:tplc="04090005" w:tentative="1">
+      <w:start w:val="1"/>
+      <w:numFmt w:val="bullet"/>
+      <w:lvlText w:val=""/>
+      <w:lvlJc w:val="left"/>
+      <w:pPr>
+        <w:ind w:left="6480" w:hanging="360"/>
+      </w:pPr>
+      <w:rPr>
+        <w:rFonts w:ascii="Wingdings" w:hAnsi="Wingdings" w:hint="default"/>
+      </w:rPr>
+    </w:lvl>
+  </w:abstractNum>
+  <w:abstractNum w:abstractNumId="3" w15:restartNumberingAfterBreak="0">
     <w:nsid w:val="2401711A"/>
     <w:multiLevelType w:val="hybridMultilevel"/>
     <w:tmpl w:val="A6ACBCF4"/>
@@ -722,10 +2121,123 @@
       </w:rPr>
     </w:lvl>
   </w:abstractNum>
-  <w:abstractNum w:abstractNumId="2" w15:restartNumberingAfterBreak="0">
+  <w:abstractNum w:abstractNumId="4" w15:restartNumberingAfterBreak="0">
+    <w:nsid w:val="2ADB529F"/>
+    <w:multiLevelType w:val="hybridMultilevel"/>
+    <w:tmpl w:val="DADA6374"/>
+    <w:lvl w:ilvl="0" w:tplc="04090001">
+      <w:start w:val="1"/>
+      <w:numFmt w:val="bullet"/>
+      <w:lvlText w:val=""/>
+      <w:lvlJc w:val="left"/>
+      <w:pPr>
+        <w:ind w:left="766" w:hanging="360"/>
+      </w:pPr>
+      <w:rPr>
+        <w:rFonts w:ascii="Symbol" w:hAnsi="Symbol" w:hint="default"/>
+      </w:rPr>
+    </w:lvl>
+    <w:lvl w:ilvl="1" w:tplc="04090003" w:tentative="1">
+      <w:start w:val="1"/>
+      <w:numFmt w:val="bullet"/>
+      <w:lvlText w:val="o"/>
+      <w:lvlJc w:val="left"/>
+      <w:pPr>
+        <w:ind w:left="1486" w:hanging="360"/>
+      </w:pPr>
+      <w:rPr>
+        <w:rFonts w:ascii="Courier New" w:hAnsi="Courier New" w:cs="Courier New" w:hint="default"/>
+      </w:rPr>
+    </w:lvl>
+    <w:lvl w:ilvl="2" w:tplc="04090005" w:tentative="1">
+      <w:start w:val="1"/>
+      <w:numFmt w:val="bullet"/>
+      <w:lvlText w:val=""/>
+      <w:lvlJc w:val="left"/>
+      <w:pPr>
+        <w:ind w:left="2206" w:hanging="360"/>
+      </w:pPr>
+      <w:rPr>
+        <w:rFonts w:ascii="Wingdings" w:hAnsi="Wingdings" w:hint="default"/>
+      </w:rPr>
+    </w:lvl>
+    <w:lvl w:ilvl="3" w:tplc="04090001" w:tentative="1">
+      <w:start w:val="1"/>
+      <w:numFmt w:val="bullet"/>
+      <w:lvlText w:val=""/>
+      <w:lvlJc w:val="left"/>
+      <w:pPr>
+        <w:ind w:left="2926" w:hanging="360"/>
+      </w:pPr>
+      <w:rPr>
+        <w:rFonts w:ascii="Symbol" w:hAnsi="Symbol" w:hint="default"/>
+      </w:rPr>
+    </w:lvl>
+    <w:lvl w:ilvl="4" w:tplc="04090003" w:tentative="1">
+      <w:start w:val="1"/>
+      <w:numFmt w:val="bullet"/>
+      <w:lvlText w:val="o"/>
+      <w:lvlJc w:val="left"/>
+      <w:pPr>
+        <w:ind w:left="3646" w:hanging="360"/>
+      </w:pPr>
+      <w:rPr>
+        <w:rFonts w:ascii="Courier New" w:hAnsi="Courier New" w:cs="Courier New" w:hint="default"/>
+      </w:rPr>
+    </w:lvl>
+    <w:lvl w:ilvl="5" w:tplc="04090005" w:tentative="1">
+      <w:start w:val="1"/>
+      <w:numFmt w:val="bullet"/>
+      <w:lvlText w:val=""/>
+      <w:lvlJc w:val="left"/>
+      <w:pPr>
+        <w:ind w:left="4366" w:hanging="360"/>
+      </w:pPr>
+      <w:rPr>
+        <w:rFonts w:ascii="Wingdings" w:hAnsi="Wingdings" w:hint="default"/>
+      </w:rPr>
+    </w:lvl>
+    <w:lvl w:ilvl="6" w:tplc="04090001" w:tentative="1">
+      <w:start w:val="1"/>
+      <w:numFmt w:val="bullet"/>
+      <w:lvlText w:val=""/>
+      <w:lvlJc w:val="left"/>
+      <w:pPr>
+        <w:ind w:left="5086" w:hanging="360"/>
+      </w:pPr>
+      <w:rPr>
+        <w:rFonts w:ascii="Symbol" w:hAnsi="Symbol" w:hint="default"/>
+      </w:rPr>
+    </w:lvl>
+    <w:lvl w:ilvl="7" w:tplc="04090003" w:tentative="1">
+      <w:start w:val="1"/>
+      <w:numFmt w:val="bullet"/>
+      <w:lvlText w:val="o"/>
+      <w:lvlJc w:val="left"/>
+      <w:pPr>
+        <w:ind w:left="5806" w:hanging="360"/>
+      </w:pPr>
+      <w:rPr>
+        <w:rFonts w:ascii="Courier New" w:hAnsi="Courier New" w:cs="Courier New" w:hint="default"/>
+      </w:rPr>
+    </w:lvl>
+    <w:lvl w:ilvl="8" w:tplc="04090005" w:tentative="1">
+      <w:start w:val="1"/>
+      <w:numFmt w:val="bullet"/>
+      <w:lvlText w:val=""/>
+      <w:lvlJc w:val="left"/>
+      <w:pPr>
+        <w:ind w:left="6526" w:hanging="360"/>
+      </w:pPr>
+      <w:rPr>
+        <w:rFonts w:ascii="Wingdings" w:hAnsi="Wingdings" w:hint="default"/>
+      </w:rPr>
+    </w:lvl>
+  </w:abstractNum>
+  <w:abstractNum w:abstractNumId="5" w15:restartNumberingAfterBreak="0">
     <w:nsid w:val="2AF713A2"/>
     <w:multiLevelType w:val="hybridMultilevel"/>
-    <w:tmpl w:val="40742EF0"/>
+    <w:tmpl w:val="DAD489D4"/>
     <w:lvl w:ilvl="0" w:tplc="04090001">
       <w:start w:val="1"/>
       <w:numFmt w:val="bullet"/>
@@ -750,7 +2262,7 @@
         <w:rFonts w:ascii="Courier New" w:hAnsi="Courier New" w:cs="Courier New" w:hint="default"/>
       </w:rPr>
     </w:lvl>
-    <w:lvl w:ilvl="2" w:tplc="04090005" w:tentative="1">
+    <w:lvl w:ilvl="2" w:tplc="04090005">
       <w:start w:val="1"/>
       <w:numFmt w:val="bullet"/>
       <w:lvlText w:val=""/>
@@ -835,7 +2347,7 @@
       </w:rPr>
     </w:lvl>
   </w:abstractNum>
-  <w:abstractNum w:abstractNumId="3" w15:restartNumberingAfterBreak="0">
+  <w:abstractNum w:abstractNumId="6" w15:restartNumberingAfterBreak="0">
     <w:nsid w:val="3D1C251D"/>
     <w:multiLevelType w:val="hybridMultilevel"/>
     <w:tmpl w:val="08249DEA"/>
@@ -948,7 +2460,120 @@
       </w:rPr>
     </w:lvl>
   </w:abstractNum>
-  <w:abstractNum w:abstractNumId="4" w15:restartNumberingAfterBreak="0">
+  <w:abstractNum w:abstractNumId="7" w15:restartNumberingAfterBreak="0">
+    <w:nsid w:val="481518FF"/>
+    <w:multiLevelType w:val="hybridMultilevel"/>
+    <w:tmpl w:val="655AC268"/>
+    <w:lvl w:ilvl="0" w:tplc="04090001">
+      <w:start w:val="1"/>
+      <w:numFmt w:val="bullet"/>
+      <w:lvlText w:val=""/>
+      <w:lvlJc w:val="left"/>
+      <w:pPr>
+        <w:ind w:left="720" w:hanging="360"/>
+      </w:pPr>
+      <w:rPr>
+        <w:rFonts w:ascii="Symbol" w:hAnsi="Symbol" w:hint="default"/>
+      </w:rPr>
+    </w:lvl>
+    <w:lvl w:ilvl="1" w:tplc="04090003" w:tentative="1">
+      <w:start w:val="1"/>
+      <w:numFmt w:val="bullet"/>
+      <w:lvlText w:val="o"/>
+      <w:lvlJc w:val="left"/>
+      <w:pPr>
+        <w:ind w:left="1440" w:hanging="360"/>
+      </w:pPr>
+      <w:rPr>
+        <w:rFonts w:ascii="Courier New" w:hAnsi="Courier New" w:cs="Courier New" w:hint="default"/>
+      </w:rPr>
+    </w:lvl>
+    <w:lvl w:ilvl="2" w:tplc="04090005" w:tentative="1">
+      <w:start w:val="1"/>
+      <w:numFmt w:val="bullet"/>
+      <w:lvlText w:val=""/>
+      <w:lvlJc w:val="left"/>
+      <w:pPr>
+        <w:ind w:left="2160" w:hanging="360"/>
+      </w:pPr>
+      <w:rPr>
+        <w:rFonts w:ascii="Wingdings" w:hAnsi="Wingdings" w:hint="default"/>
+      </w:rPr>
+    </w:lvl>
+    <w:lvl w:ilvl="3" w:tplc="04090001" w:tentative="1">
+      <w:start w:val="1"/>
+      <w:numFmt w:val="bullet"/>
+      <w:lvlText w:val=""/>
+      <w:lvlJc w:val="left"/>
+      <w:pPr>
+        <w:ind w:left="2880" w:hanging="360"/>
+      </w:pPr>
+      <w:rPr>
+        <w:rFonts w:ascii="Symbol" w:hAnsi="Symbol" w:hint="default"/>
+      </w:rPr>
+    </w:lvl>
+    <w:lvl w:ilvl="4" w:tplc="04090003" w:tentative="1">
+      <w:start w:val="1"/>
+      <w:numFmt w:val="bullet"/>
+      <w:lvlText w:val="o"/>
+      <w:lvlJc w:val="left"/>
+      <w:pPr>
+        <w:ind w:left="3600" w:hanging="360"/>
+      </w:pPr>
+      <w:rPr>
+        <w:rFonts w:ascii="Courier New" w:hAnsi="Courier New" w:cs="Courier New" w:hint="default"/>
+      </w:rPr>
+    </w:lvl>
+    <w:lvl w:ilvl="5" w:tplc="04090005" w:tentative="1">
+      <w:start w:val="1"/>
+      <w:numFmt w:val="bullet"/>
+      <w:lvlText w:val=""/>
+      <w:lvlJc w:val="left"/>
+      <w:pPr>
+        <w:ind w:left="4320" w:hanging="360"/>
+      </w:pPr>
+      <w:rPr>
+        <w:rFonts w:ascii="Wingdings" w:hAnsi="Wingdings" w:hint="default"/>
+      </w:rPr>
+    </w:lvl>
+    <w:lvl w:ilvl="6" w:tplc="04090001" w:tentative="1">
+      <w:start w:val="1"/>
+      <w:numFmt w:val="bullet"/>
+      <w:lvlText w:val=""/>
+      <w:lvlJc w:val="left"/>
+      <w:pPr>
+        <w:ind w:left="5040" w:hanging="360"/>
+      </w:pPr>
+      <w:rPr>
+        <w:rFonts w:ascii="Symbol" w:hAnsi="Symbol" w:hint="default"/>
+      </w:rPr>
+    </w:lvl>
+    <w:lvl w:ilvl="7" w:tplc="04090003" w:tentative="1">
+      <w:start w:val="1"/>
+      <w:numFmt w:val="bullet"/>
+      <w:lvlText w:val="o"/>
+      <w:lvlJc w:val="left"/>
+      <w:pPr>
+        <w:ind w:left="5760" w:hanging="360"/>
+      </w:pPr>
+      <w:rPr>
+        <w:rFonts w:ascii="Courier New" w:hAnsi="Courier New" w:cs="Courier New" w:hint="default"/>
+      </w:rPr>
+    </w:lvl>
+    <w:lvl w:ilvl="8" w:tplc="04090005" w:tentative="1">
+      <w:start w:val="1"/>
+      <w:numFmt w:val="bullet"/>
+      <w:lvlText w:val=""/>
+      <w:lvlJc w:val="left"/>
+      <w:pPr>
+        <w:ind w:left="6480" w:hanging="360"/>
+      </w:pPr>
+      <w:rPr>
+        <w:rFonts w:ascii="Wingdings" w:hAnsi="Wingdings" w:hint="default"/>
+      </w:rPr>
+    </w:lvl>
+  </w:abstractNum>
+  <w:abstractNum w:abstractNumId="8" w15:restartNumberingAfterBreak="0">
     <w:nsid w:val="596139FB"/>
     <w:multiLevelType w:val="hybridMultilevel"/>
     <w:tmpl w:val="040A5752"/>
@@ -1061,7 +2686,120 @@
       </w:rPr>
     </w:lvl>
   </w:abstractNum>
-  <w:abstractNum w:abstractNumId="5" w15:restartNumberingAfterBreak="0">
+  <w:abstractNum w:abstractNumId="9" w15:restartNumberingAfterBreak="0">
+    <w:nsid w:val="613C091C"/>
+    <w:multiLevelType w:val="hybridMultilevel"/>
+    <w:tmpl w:val="080C2880"/>
+    <w:lvl w:ilvl="0" w:tplc="04090001">
+      <w:start w:val="1"/>
+      <w:numFmt w:val="bullet"/>
+      <w:lvlText w:val=""/>
+      <w:lvlJc w:val="left"/>
+      <w:pPr>
+        <w:ind w:left="720" w:hanging="360"/>
+      </w:pPr>
+      <w:rPr>
+        <w:rFonts w:ascii="Symbol" w:hAnsi="Symbol" w:hint="default"/>
+      </w:rPr>
+    </w:lvl>
+    <w:lvl w:ilvl="1" w:tplc="04090003" w:tentative="1">
+      <w:start w:val="1"/>
+      <w:numFmt w:val="bullet"/>
+      <w:lvlText w:val="o"/>
+      <w:lvlJc w:val="left"/>
+      <w:pPr>
+        <w:ind w:left="1440" w:hanging="360"/>
+      </w:pPr>
+      <w:rPr>
+        <w:rFonts w:ascii="Courier New" w:hAnsi="Courier New" w:cs="Courier New" w:hint="default"/>
+      </w:rPr>
+    </w:lvl>
+    <w:lvl w:ilvl="2" w:tplc="04090005" w:tentative="1">
+      <w:start w:val="1"/>
+      <w:numFmt w:val="bullet"/>
+      <w:lvlText w:val=""/>
+      <w:lvlJc w:val="left"/>
+      <w:pPr>
+        <w:ind w:left="2160" w:hanging="360"/>
+      </w:pPr>
+      <w:rPr>
+        <w:rFonts w:ascii="Wingdings" w:hAnsi="Wingdings" w:hint="default"/>
+      </w:rPr>
+    </w:lvl>
+    <w:lvl w:ilvl="3" w:tplc="04090001" w:tentative="1">
+      <w:start w:val="1"/>
+      <w:numFmt w:val="bullet"/>
+      <w:lvlText w:val=""/>
+      <w:lvlJc w:val="left"/>
+      <w:pPr>
+        <w:ind w:left="2880" w:hanging="360"/>
+      </w:pPr>
+      <w:rPr>
+        <w:rFonts w:ascii="Symbol" w:hAnsi="Symbol" w:hint="default"/>
+      </w:rPr>
+    </w:lvl>
+    <w:lvl w:ilvl="4" w:tplc="04090003" w:tentative="1">
+      <w:start w:val="1"/>
+      <w:numFmt w:val="bullet"/>
+      <w:lvlText w:val="o"/>
+      <w:lvlJc w:val="left"/>
+      <w:pPr>
+        <w:ind w:left="3600" w:hanging="360"/>
+      </w:pPr>
+      <w:rPr>
+        <w:rFonts w:ascii="Courier New" w:hAnsi="Courier New" w:cs="Courier New" w:hint="default"/>
+      </w:rPr>
+    </w:lvl>
+    <w:lvl w:ilvl="5" w:tplc="04090005" w:tentative="1">
+      <w:start w:val="1"/>
+      <w:numFmt w:val="bullet"/>
+      <w:lvlText w:val=""/>
+      <w:lvlJc w:val="left"/>
+      <w:pPr>
+        <w:ind w:left="4320" w:hanging="360"/>
+      </w:pPr>
+      <w:rPr>
+        <w:rFonts w:ascii="Wingdings" w:hAnsi="Wingdings" w:hint="default"/>
+      </w:rPr>
+    </w:lvl>
+    <w:lvl w:ilvl="6" w:tplc="04090001" w:tentative="1">
+      <w:start w:val="1"/>
+      <w:numFmt w:val="bullet"/>
+      <w:lvlText w:val=""/>
+      <w:lvlJc w:val="left"/>
+      <w:pPr>
+        <w:ind w:left="5040" w:hanging="360"/>
+      </w:pPr>
+      <w:rPr>
+        <w:rFonts w:ascii="Symbol" w:hAnsi="Symbol" w:hint="default"/>
+      </w:rPr>
+    </w:lvl>
+    <w:lvl w:ilvl="7" w:tplc="04090003" w:tentative="1">
+      <w:start w:val="1"/>
+      <w:numFmt w:val="bullet"/>
+      <w:lvlText w:val="o"/>
+      <w:lvlJc w:val="left"/>
+      <w:pPr>
+        <w:ind w:left="5760" w:hanging="360"/>
+      </w:pPr>
+      <w:rPr>
+        <w:rFonts w:ascii="Courier New" w:hAnsi="Courier New" w:cs="Courier New" w:hint="default"/>
+      </w:rPr>
+    </w:lvl>
+    <w:lvl w:ilvl="8" w:tplc="04090005" w:tentative="1">
+      <w:start w:val="1"/>
+      <w:numFmt w:val="bullet"/>
+      <w:lvlText w:val=""/>
+      <w:lvlJc w:val="left"/>
+      <w:pPr>
+        <w:ind w:left="6480" w:hanging="360"/>
+      </w:pPr>
+      <w:rPr>
+        <w:rFonts w:ascii="Wingdings" w:hAnsi="Wingdings" w:hint="default"/>
+      </w:rPr>
+    </w:lvl>
+  </w:abstractNum>
+  <w:abstractNum w:abstractNumId="10" w15:restartNumberingAfterBreak="0">
     <w:nsid w:val="618C024F"/>
     <w:multiLevelType w:val="hybridMultilevel"/>
     <w:tmpl w:val="CC486F54"/>
@@ -1174,7 +2912,7 @@
       </w:rPr>
     </w:lvl>
   </w:abstractNum>
-  <w:abstractNum w:abstractNumId="6" w15:restartNumberingAfterBreak="0">
+  <w:abstractNum w:abstractNumId="11" w15:restartNumberingAfterBreak="0">
     <w:nsid w:val="6DDE24D7"/>
     <w:multiLevelType w:val="hybridMultilevel"/>
     <w:tmpl w:val="FED86C4C"/>
@@ -1287,7 +3025,120 @@
       </w:rPr>
     </w:lvl>
   </w:abstractNum>
-  <w:abstractNum w:abstractNumId="7" w15:restartNumberingAfterBreak="0">
+  <w:abstractNum w:abstractNumId="12" w15:restartNumberingAfterBreak="0">
+    <w:nsid w:val="74936E47"/>
+    <w:multiLevelType w:val="hybridMultilevel"/>
+    <w:tmpl w:val="F5347B06"/>
+    <w:lvl w:ilvl="0" w:tplc="04090001">
+      <w:start w:val="1"/>
+      <w:numFmt w:val="bullet"/>
+      <w:lvlText w:val=""/>
+      <w:lvlJc w:val="left"/>
+      <w:pPr>
+        <w:ind w:left="720" w:hanging="360"/>
+      </w:pPr>
+      <w:rPr>
+        <w:rFonts w:ascii="Symbol" w:hAnsi="Symbol" w:hint="default"/>
+      </w:rPr>
+    </w:lvl>
+    <w:lvl w:ilvl="1" w:tplc="04090003" w:tentative="1">
+      <w:start w:val="1"/>
+      <w:numFmt w:val="bullet"/>
+      <w:lvlText w:val="o"/>
+      <w:lvlJc w:val="left"/>
+      <w:pPr>
+        <w:ind w:left="1440" w:hanging="360"/>
+      </w:pPr>
+      <w:rPr>
+        <w:rFonts w:ascii="Courier New" w:hAnsi="Courier New" w:cs="Courier New" w:hint="default"/>
+      </w:rPr>
+    </w:lvl>
+    <w:lvl w:ilvl="2" w:tplc="04090005" w:tentative="1">
+      <w:start w:val="1"/>
+      <w:numFmt w:val="bullet"/>
+      <w:lvlText w:val=""/>
+      <w:lvlJc w:val="left"/>
+      <w:pPr>
+        <w:ind w:left="2160" w:hanging="360"/>
+      </w:pPr>
+      <w:rPr>
+        <w:rFonts w:ascii="Wingdings" w:hAnsi="Wingdings" w:hint="default"/>
+      </w:rPr>
+    </w:lvl>
+    <w:lvl w:ilvl="3" w:tplc="04090001" w:tentative="1">
+      <w:start w:val="1"/>
+      <w:numFmt w:val="bullet"/>
+      <w:lvlText w:val=""/>
+      <w:lvlJc w:val="left"/>
+      <w:pPr>
+        <w:ind w:left="2880" w:hanging="360"/>
+      </w:pPr>
+      <w:rPr>
+        <w:rFonts w:ascii="Symbol" w:hAnsi="Symbol" w:hint="default"/>
+      </w:rPr>
+    </w:lvl>
+    <w:lvl w:ilvl="4" w:tplc="04090003" w:tentative="1">
+      <w:start w:val="1"/>
+      <w:numFmt w:val="bullet"/>
+      <w:lvlText w:val="o"/>
+      <w:lvlJc w:val="left"/>
+      <w:pPr>
+        <w:ind w:left="3600" w:hanging="360"/>
+      </w:pPr>
+      <w:rPr>
+        <w:rFonts w:ascii="Courier New" w:hAnsi="Courier New" w:cs="Courier New" w:hint="default"/>
+      </w:rPr>
+    </w:lvl>
+    <w:lvl w:ilvl="5" w:tplc="04090005" w:tentative="1">
+      <w:start w:val="1"/>
+      <w:numFmt w:val="bullet"/>
+      <w:lvlText w:val=""/>
+      <w:lvlJc w:val="left"/>
+      <w:pPr>
+        <w:ind w:left="4320" w:hanging="360"/>
+      </w:pPr>
+      <w:rPr>
+        <w:rFonts w:ascii="Wingdings" w:hAnsi="Wingdings" w:hint="default"/>
+      </w:rPr>
+    </w:lvl>
+    <w:lvl w:ilvl="6" w:tplc="04090001" w:tentative="1">
+      <w:start w:val="1"/>
+      <w:numFmt w:val="bullet"/>
+      <w:lvlText w:val=""/>
+      <w:lvlJc w:val="left"/>
+      <w:pPr>
+        <w:ind w:left="5040" w:hanging="360"/>
+      </w:pPr>
+      <w:rPr>
+        <w:rFonts w:ascii="Symbol" w:hAnsi="Symbol" w:hint="default"/>
+      </w:rPr>
+    </w:lvl>
+    <w:lvl w:ilvl="7" w:tplc="04090003" w:tentative="1">
+      <w:start w:val="1"/>
+      <w:numFmt w:val="bullet"/>
+      <w:lvlText w:val="o"/>
+      <w:lvlJc w:val="left"/>
+      <w:pPr>
+        <w:ind w:left="5760" w:hanging="360"/>
+      </w:pPr>
+      <w:rPr>
+        <w:rFonts w:ascii="Courier New" w:hAnsi="Courier New" w:cs="Courier New" w:hint="default"/>
+      </w:rPr>
+    </w:lvl>
+    <w:lvl w:ilvl="8" w:tplc="04090005" w:tentative="1">
+      <w:start w:val="1"/>
+      <w:numFmt w:val="bullet"/>
+      <w:lvlText w:val=""/>
+      <w:lvlJc w:val="left"/>
+      <w:pPr>
+        <w:ind w:left="6480" w:hanging="360"/>
+      </w:pPr>
+      <w:rPr>
+        <w:rFonts w:ascii="Wingdings" w:hAnsi="Wingdings" w:hint="default"/>
+      </w:rPr>
+    </w:lvl>
+  </w:abstractNum>
+  <w:abstractNum w:abstractNumId="13" w15:restartNumberingAfterBreak="0">
     <w:nsid w:val="7B6D4728"/>
     <w:multiLevelType w:val="hybridMultilevel"/>
     <w:tmpl w:val="22D25F0C"/>
@@ -1404,25 +3255,43 @@
     <w:abstractNumId w:val="0"/>
   </w:num>
   <w:num w:numId="2" w16cid:durableId="1864711590">
+    <w:abstractNumId w:val="8"/>
+  </w:num>
+  <w:num w:numId="3" w16cid:durableId="1263689113">
+    <w:abstractNumId w:val="11"/>
+  </w:num>
+  <w:num w:numId="4" w16cid:durableId="827985015">
+    <w:abstractNumId w:val="10"/>
+  </w:num>
+  <w:num w:numId="5" w16cid:durableId="1046218873">
+    <w:abstractNumId w:val="5"/>
+  </w:num>
+  <w:num w:numId="6" w16cid:durableId="1650551649">
+    <w:abstractNumId w:val="6"/>
+  </w:num>
+  <w:num w:numId="7" w16cid:durableId="1154180557">
+    <w:abstractNumId w:val="3"/>
+  </w:num>
+  <w:num w:numId="8" w16cid:durableId="1660234574">
+    <w:abstractNumId w:val="13"/>
+  </w:num>
+  <w:num w:numId="9" w16cid:durableId="458686739">
+    <w:abstractNumId w:val="9"/>
+  </w:num>
+  <w:num w:numId="10" w16cid:durableId="1373461246">
+    <w:abstractNumId w:val="2"/>
+  </w:num>
+  <w:num w:numId="11" w16cid:durableId="1919942889">
+    <w:abstractNumId w:val="1"/>
+  </w:num>
+  <w:num w:numId="12" w16cid:durableId="1029992070">
+    <w:abstractNumId w:val="7"/>
+  </w:num>
+  <w:num w:numId="13" w16cid:durableId="407921264">
     <w:abstractNumId w:val="4"/>
   </w:num>
-  <w:num w:numId="3" w16cid:durableId="1263689113">
-    <w:abstractNumId w:val="6"/>
-  </w:num>
-  <w:num w:numId="4" w16cid:durableId="827985015">
-    <w:abstractNumId w:val="5"/>
-  </w:num>
-  <w:num w:numId="5" w16cid:durableId="1046218873">
-    <w:abstractNumId w:val="2"/>
-  </w:num>
-  <w:num w:numId="6" w16cid:durableId="1650551649">
-    <w:abstractNumId w:val="3"/>
-  </w:num>
-  <w:num w:numId="7" w16cid:durableId="1154180557">
-    <w:abstractNumId w:val="1"/>
-  </w:num>
-  <w:num w:numId="8" w16cid:durableId="1660234574">
-    <w:abstractNumId w:val="7"/>
+  <w:num w:numId="14" w16cid:durableId="1762799931">
+    <w:abstractNumId w:val="12"/>
   </w:num>
 </w:numbering>
 </file>
@@ -1877,7 +3746,6 @@
     <w:next w:val="Normal"/>
     <w:link w:val="Heading3Char"/>
     <w:uiPriority w:val="9"/>
-    <w:semiHidden/>
     <w:unhideWhenUsed/>
     <w:qFormat/>
     <w:rsid w:val="00760D14"/>
@@ -2029,7 +3897,6 @@
   <w:style w:type="character" w:default="1" w:styleId="DefaultParagraphFont">
     <w:name w:val="Default Paragraph Font"/>
     <w:uiPriority w:val="1"/>
-    <w:semiHidden/>
     <w:unhideWhenUsed/>
   </w:style>
   <w:style w:type="table" w:default="1" w:styleId="TableNormal">
@@ -2084,7 +3951,6 @@
     <w:basedOn w:val="DefaultParagraphFont"/>
     <w:link w:val="Heading3"/>
     <w:uiPriority w:val="9"/>
-    <w:semiHidden/>
     <w:rsid w:val="00760D14"/>
     <w:rPr>
       <w:rFonts w:eastAsiaTheme="majorEastAsia" w:cstheme="majorBidi"/>
@@ -2340,6 +4206,41 @@
       <w:smallCaps/>
       <w:color w:val="0F4761" w:themeColor="accent1" w:themeShade="BF"/>
       <w:spacing w:val="5"/>
+    </w:rPr>
+  </w:style>
+  <w:style w:type="character" w:styleId="Hyperlink">
+    <w:name w:val="Hyperlink"/>
+    <w:basedOn w:val="DefaultParagraphFont"/>
+    <w:uiPriority w:val="99"/>
+    <w:unhideWhenUsed/>
+    <w:rsid w:val="005C2D69"/>
+    <w:rPr>
+      <w:color w:val="467886" w:themeColor="hyperlink"/>
+      <w:u w:val="single"/>
+    </w:rPr>
+  </w:style>
+  <w:style w:type="character" w:styleId="UnresolvedMention">
+    <w:name w:val="Unresolved Mention"/>
+    <w:basedOn w:val="DefaultParagraphFont"/>
+    <w:uiPriority w:val="99"/>
+    <w:semiHidden/>
+    <w:unhideWhenUsed/>
+    <w:rsid w:val="005C2D69"/>
+    <w:rPr>
+      <w:color w:val="605E5C"/>
+      <w:shd w:val="clear" w:color="auto" w:fill="E1DFDD"/>
+    </w:rPr>
+  </w:style>
+  <w:style w:type="character" w:styleId="FollowedHyperlink">
+    <w:name w:val="FollowedHyperlink"/>
+    <w:basedOn w:val="DefaultParagraphFont"/>
+    <w:uiPriority w:val="99"/>
+    <w:semiHidden/>
+    <w:unhideWhenUsed/>
+    <w:rsid w:val="00DF267B"/>
+    <w:rPr>
+      <w:color w:val="96607D" w:themeColor="followedHyperlink"/>
+      <w:u w:val="single"/>
     </w:rPr>
   </w:style>
 </w:styles>
